--- a/ru/discovery-articles/1.16 Одомашнивание лошади.docx
+++ b/ru/discovery-articles/1.16 Одомашнивание лошади.docx
@@ -4,13 +4,20 @@
   <w:body>
     <w:p>
       <w:pPr>
-        <w:spacing w:before="0" w:after="80"/>
+        <w:pStyle w:val="Title"/>
+        <w:widowControl/>
+      </w:pPr>
+      <w:r>
+        <w:t>1.16 Одомашнивание лошади</w:t>
+      </w:r>
+    </w:p>
+    <w:p>
+      <w:pPr>
+        <w:keepNext/>
+        <w:widowControl/>
       </w:pPr>
       <w:r>
         <w:rPr>
-          <w:rFonts w:ascii="Calibri" w:hAnsi="Calibri" w:cs="Calibri"/>
-          <w:b/>
-          <w:color w:val="2E74B5"/>
           <w:sz w:val="20"/>
         </w:rPr>
         <w:t>1. Основы цивилизации</w:t>
@@ -19,121 +26,81 @@
     <w:p>
       <w:pPr>
         <w:keepNext/>
-        <w:spacing w:before="0" w:after="120"/>
+        <w:widowControl/>
       </w:pPr>
       <w:r>
         <w:rPr>
-          <w:rFonts w:ascii="Calibri" w:hAnsi="Calibri" w:cs="Calibri"/>
-          <w:b/>
-          <w:color w:val="0B2545"/>
-          <w:sz w:val="48"/>
+          <w:sz w:val="20"/>
         </w:rPr>
-        <w:t>1.16 Одомашнивание лошади</w:t>
+        <w:t>Период: примерно IV–III тысячелетия до н. э. — обсуждаемые ранние этапы в евразийской степи; позднее — эпохи колесниц и конницы | Основные участники: степные скотоводы Евразии, включая обсуждаемую роль ботайской культуры; позднее — колесничные и конные общества Евразии</w:t>
       </w:r>
     </w:p>
     <w:p>
       <w:pPr>
-        <w:spacing w:before="0" w:after="200" w:line="276" w:lineRule="auto"/>
+        <w:widowControl/>
       </w:pPr>
       <w:r>
-        <w:rPr>
-          <w:rFonts w:ascii="Calibri" w:hAnsi="Calibri" w:cs="Calibri"/>
-          <w:i/>
-          <w:color w:val="666666"/>
-          <w:sz w:val="21"/>
-        </w:rPr>
-        <w:t>Период: IV–III тысячелетия до н. э. — дискуссия о раннем одомашнивании в Евразийской степи; позднее — эпохи колесниц и конницы по всему миру | Основные центры: степные скотоводы, включая культуру Ботай; затем общества колесничих и всадников Евразии</w:t>
-      </w:r>
-    </w:p>
-    <w:p>
-      <w:pPr>
-        <w:spacing w:before="0" w:after="200" w:line="300" w:lineRule="auto"/>
-      </w:pPr>
-      <w:r>
-        <w:rPr>
-          <w:rFonts w:ascii="Calibri" w:hAnsi="Calibri" w:cs="Calibri"/>
-          <w:color w:val="0B2545"/>
-          <w:sz w:val="23"/>
-        </w:rPr>
-        <w:t>Одомашнивание лошади превратило дикого травоядного в спутника человека для верховой езды, перевозки грузов и тягловой работы. Скорость и дальность сухопутного движения изменили скотоводство, войну, почту и встречи далёких народов.</w:t>
+        <w:t>Одомашнивание превратило дикое травоядное животное в помощника для верховой езды, перевозки вьюков и тяги. Возросшие скорость и дальность сухопутных передвижений изменили скотоводство, войну, почту и связи между далёкими народами.</w:t>
       </w:r>
     </w:p>
     <w:p>
       <w:pPr>
         <w:pStyle w:val="Heading1"/>
+        <w:widowControl/>
       </w:pPr>
       <w:r>
-        <w:t>Ключевые факты</w:t>
+        <w:t>Кратко о главном</w:t>
       </w:r>
     </w:p>
     <w:p>
       <w:pPr>
-        <w:keepLines/>
-        <w:spacing w:after="80" w:line="300" w:lineRule="auto"/>
-        <w:numPr>
-          <w:ilvl w:val="0"/>
-          <w:numId w:val="10"/>
-        </w:numPr>
+        <w:pStyle w:val="ListBullet"/>
+        <w:widowControl/>
       </w:pPr>
       <w:r>
-        <w:t>Генетические и археологические данные указывают на раннее управление табунами в Евразийской степи.</w:t>
+        <w:t>Генетические и археологические данные указывают на раннее содержание лошадей человеком в евразийских степях.</w:t>
       </w:r>
     </w:p>
     <w:p>
       <w:pPr>
-        <w:keepLines/>
-        <w:spacing w:after="80" w:line="300" w:lineRule="auto"/>
-        <w:numPr>
-          <w:ilvl w:val="0"/>
-          <w:numId w:val="10"/>
-        </w:numPr>
+        <w:pStyle w:val="ListBullet"/>
+        <w:widowControl/>
       </w:pPr>
       <w:r>
-        <w:t>Следы удил на зубах, загоны и остатки кобыльего молока относятся к свидетельствам, которые продолжают обсуждать исследователи.</w:t>
+        <w:t>Среди обсуждаемых свидетельств — следы удил на зубах, загоны и остатки молока.</w:t>
       </w:r>
     </w:p>
     <w:p>
       <w:pPr>
-        <w:keepLines/>
-        <w:spacing w:after="80" w:line="300" w:lineRule="auto"/>
-        <w:numPr>
-          <w:ilvl w:val="0"/>
-          <w:numId w:val="10"/>
-        </w:numPr>
+        <w:pStyle w:val="ListBullet"/>
+        <w:widowControl/>
       </w:pPr>
       <w:r>
-        <w:t>Во II тысячелетии до н. э. конные колесницы стали символом силы и престижа во многих обществах.</w:t>
+        <w:t>Во II тысячелетии до н. э. конные колесницы стали средством распространения власти и престижа.</w:t>
       </w:r>
     </w:p>
     <w:p>
       <w:pPr>
-        <w:keepLines/>
-        <w:spacing w:after="80" w:line="300" w:lineRule="auto"/>
-        <w:numPr>
-          <w:ilvl w:val="0"/>
-          <w:numId w:val="10"/>
-        </w:numPr>
+        <w:pStyle w:val="ListBullet"/>
+        <w:widowControl/>
       </w:pPr>
       <w:r>
-        <w:t>Позднее верховая езда преобразила войну, пастбищное скотоводство и дальнюю передачу сообщений.</w:t>
+        <w:t>Позднее верховая езда преобразила войну, выпас скота и передачу сообщений на большие расстояния.</w:t>
       </w:r>
     </w:p>
     <w:p>
       <w:pPr>
-        <w:keepLines/>
-        <w:spacing w:after="80" w:line="300" w:lineRule="auto"/>
-        <w:numPr>
-          <w:ilvl w:val="0"/>
-          <w:numId w:val="10"/>
-        </w:numPr>
+        <w:pStyle w:val="ListBullet"/>
+        <w:widowControl/>
       </w:pPr>
       <w:r>
-        <w:t>Лошади оставались основным сухопутным транспортом вплоть до эпохи железных дорог и автомобилей.</w:t>
+        <w:t>Лошади оставались главным сухопутным транспортом вплоть до эпох железных дорог и автомобилей.</w:t>
       </w:r>
     </w:p>
     <w:p>
       <w:pPr>
         <w:pStyle w:val="Heading1"/>
+        <w:widowControl/>
       </w:pPr>
       <w:r>
         <w:t>Что это такое</w:t>
@@ -141,143 +108,101 @@
     </w:p>
     <w:p>
       <w:pPr>
-        <w:keepLines w:val="0"/>
+        <w:widowControl/>
       </w:pPr>
       <w:r>
-        <w:t>Одомашнивание лошади означает длительное содержание этих животных под контролем человека: их разводят, кормят и обучают ради молока, мяса, перевозки вьюков, тяги повозок или верховой езды. Домашняя лошадь — не просто однажды приручённое дикое животное; её качества меняются благодаря отбору на протяжении поколений.</w:t>
-      </w:r>
-    </w:p>
-    <w:p>
-      <w:pPr>
-        <w:keepLines w:val="0"/>
-      </w:pPr>
-      <w:r>
-        <w:t>Люди связали собственные путешествия и труд с животным, способным бежать быстрее любого человека. Благодаря этому расстояние, которое можно было преодолеть за один день, резко увеличилось.</w:t>
+        <w:t>Одомашнивание лошади означает длительное содержание животных рода Equus под контролем человека: разведение, кормление и обучение ради молока, мяса, перевозки вьюков, тяги или верховой езды. Домашняя лошадь — не просто однажды приручённое животное. На протяжении поколений людей интересовали её характер и сила. Человек связал труд и путешествия с животным, способным бежать быстрее любого бегуна. Расстояние, доступное за день, существенно выросло.</w:t>
       </w:r>
     </w:p>
     <w:p>
       <w:pPr>
         <w:pStyle w:val="Heading1"/>
+        <w:widowControl/>
       </w:pPr>
       <w:r>
-        <w:t>Кто это открыл или изобрёл</w:t>
+        <w:t>Кто открыл или изобрёл</w:t>
       </w:r>
     </w:p>
     <w:p>
       <w:pPr>
-        <w:keepLines w:val="0"/>
+        <w:widowControl/>
       </w:pPr>
       <w:r>
-        <w:t>Имена людей, первыми начавших управлять табунами, неизвестны. Современные исследования уделяют особое внимание степным сообществам Евразии, хотя точные места, даты и происхождение современных домашних линий продолжают обсуждаться.</w:t>
-      </w:r>
-    </w:p>
-    <w:p>
-      <w:pPr>
-        <w:keepLines w:val="0"/>
-      </w:pPr>
-      <w:r>
-        <w:t>Позднее строители колесниц на Ближнем Востоке, в Европе и Азии, а также общества конных скотоводов — от скифской эпохи до монгольской — расширили способы использования лошади. Знания передавались между всадниками и коневодами, а не через патенты.</w:t>
+        <w:t>Имена людей, впервые начавших содержать лошадей, неизвестны. Современные исследования уделяют главное внимание степным сообществам Евразии, но точные места и даты остаются предметом споров. Позднее строители колесниц Ближнего Востока, Европы и Азии, а также конные скотоводы — от скифов до монголов — расширяли способы использования лошади. Знания передавались между всадниками и заводчиками, а не через патенты.</w:t>
       </w:r>
     </w:p>
     <w:p>
       <w:pPr>
         <w:pStyle w:val="Heading1"/>
+        <w:widowControl/>
       </w:pPr>
       <w:r>
-        <w:t>Когда и как это появилось</w:t>
+        <w:t>Когда и как появилось</w:t>
       </w:r>
     </w:p>
     <w:p>
       <w:pPr>
-        <w:keepLines w:val="0"/>
+        <w:widowControl/>
       </w:pPr>
       <w:r>
-        <w:t>В IV–III тысячелетиях до н. э. свидетельств управления лошадьми в степях становится больше, но учёные продолжают спорить, использовали ли животных прежде всего для верховой езды, дойки или получения мяса. Во II тысячелетии до н. э. конные колесницы распространили мощь лошади по Афроевразии.</w:t>
-      </w:r>
-    </w:p>
-    <w:p>
-      <w:pPr>
-        <w:keepLines w:val="0"/>
-      </w:pPr>
-      <w:r>
-        <w:t>В I тысячелетии до н. э. и позднее расцвели культуры настоящей конницы. Каждый новый этап требовал удил, упряжи, запасов корма и правил владения животными. Распространение следовало за пастбищами, торговлей и войной.</w:t>
+        <w:t>В IV–III тысячелетиях до н. э. степные свидетельства содержания лошадей становятся многочисленнее, хотя учёные спорят, шла ли речь о верховой езде или прежде всего о молоке и мясе. Во II тысячелетии колесницы распространили силу лошади по Африке и Евразии. Развитые конные военные культуры расцвели в I тысячелетии до н. э. и позднее. Каждый этап требовал удил, упряжи, корма и правил владения. Распространение шло вслед за пастбищами, войнами и торговлей.</w:t>
       </w:r>
     </w:p>
     <w:p>
       <w:pPr>
         <w:pStyle w:val="Heading1"/>
+        <w:widowControl/>
       </w:pPr>
       <w:r>
-        <w:t>Научное значение</w:t>
+        <w:t>Значение для науки</w:t>
       </w:r>
     </w:p>
     <w:p>
       <w:pPr>
-        <w:keepLines w:val="0"/>
+        <w:widowControl/>
       </w:pPr>
       <w:r>
-        <w:t>Одомашнивание лошади служит наглядным примером эволюции под действием искусственного отбора: разведение меняло размеры, походку и поведение животных. Археология, анализ древней ДНК и изотопные исследования помогают датировать процесс и прослеживать его географию.</w:t>
-      </w:r>
-    </w:p>
-    <w:p>
-      <w:pPr>
-        <w:keepLines w:val="0"/>
-      </w:pPr>
-      <w:r>
-        <w:t>Вокруг здоровья копыт, сухожилий и допустимой нагрузки развивались ветеринарные и биомеханические знания. До появления машин лошадь была и своеобразной живой мерой расстояния — пределом суточного пути.</w:t>
+        <w:t>Одомашнивание лошади показывает эволюцию под действием отбора: разведение меняет размеры, движения и поведение животных. Археология, древняя ДНК — дезоксирибонуклеиновая кислота, носитель наследственной информации — и изотопные исследования помогают восстановить сроки и географию процесса. Изучение копыт, сухожилий и переносимой нагрузки развивало ветеринарию и биомеханику. До машин лошадь была также живой мерой расстояния, преодолеваемого за определённое время.</w:t>
       </w:r>
     </w:p>
     <w:p>
       <w:pPr>
         <w:pStyle w:val="Heading1"/>
+        <w:widowControl/>
       </w:pPr>
       <w:r>
-        <w:t>Влияние на последующее развитие</w:t>
+        <w:t>Влияние на дальнейшее развитие</w:t>
       </w:r>
     </w:p>
     <w:p>
       <w:pPr>
-        <w:keepLines w:val="0"/>
+        <w:widowControl/>
       </w:pPr>
       <w:r>
-        <w:t>Колесницы и конница преобразили государства; почтовая лошадь и экипаж связали империи; конные плуги и повозки снабжали города продовольствием. Ветеринария, дорожная сеть и племенные книги превратили разведение лошадей в организованную систему.</w:t>
-      </w:r>
-    </w:p>
-    <w:p>
-      <w:pPr>
-        <w:keepLines w:val="0"/>
-      </w:pPr>
-      <w:r>
-        <w:t>Железные дороги и автомобили заменили большую часть конного транспорта, но лошадей по-прежнему используют полиция, спорт и лечебная верховая езда. Без них сухопутная скорость доиндустриальной эпохи и размеры пастушеских империй были бы значительно меньше.</w:t>
+        <w:t>Колесницы и конница меняли государства; почтовые лошади и экипажи связывали империи; пахотные упряжки и повозки помогали кормить города. Ветеринария, дороги и позднейшие племенные книги превращали разведение в организованное дело. Поезда и автомобили заменили большую часть конного транспорта, но лошадей продолжают использовать в полиции, спорте и терапии. Без них скорость доиндустриальных сухопутных передвижений и масштабы скотоводческих империй были бы значительно меньше.</w:t>
       </w:r>
     </w:p>
     <w:p>
       <w:pPr>
         <w:pStyle w:val="Heading1"/>
+        <w:widowControl/>
       </w:pPr>
       <w:r>
-        <w:t>Как это изменило жизнь людей</w:t>
+        <w:t>Как изменило жизнь людей</w:t>
       </w:r>
     </w:p>
     <w:p>
       <w:pPr>
-        <w:keepLines w:val="0"/>
+        <w:widowControl/>
       </w:pPr>
       <w:r>
-        <w:t>Скотоводы смогли дальше следовать за пастбищами, гонцы — опережать слухи, а воины — внезапно нападать и исчезать. Одновременно лошади конкурировали с людьми за корм и сделали поля сражений ещё страшнее.</w:t>
-      </w:r>
-    </w:p>
-    <w:p>
-      <w:pPr>
-        <w:keepLines w:val="0"/>
-      </w:pPr>
-      <w:r>
-        <w:t>Во многих обществах стук копыт был столь же привычен, как шаги людей. Там, где лошадь занимала центральное место, она определяла общественный статус, входила в брачные дары и оставляла след в географических названиях.</w:t>
+        <w:t>Пастухи могли уходить дальше за травой, гонцы — опережать слухи, воины — быстро наносить удар и исчезать. Вместе с тем корм для лошадей конкурировал с потребностями людей, а война приобретала новые страшные формы. Во многих обществах стук копыт был столь же обычным, как шаги. Там, где лошадь занимала центральное место, с ней нередко связывались положение человека, свадебные дары и названия мест.</w:t>
       </w:r>
     </w:p>
     <w:p>
       <w:pPr>
         <w:pStyle w:val="Heading1"/>
+        <w:widowControl/>
       </w:pPr>
       <w:r>
         <w:t>Источники и литература</w:t>
@@ -286,120 +211,126 @@
     <w:p>
       <w:pPr>
         <w:pStyle w:val="Heading2"/>
+        <w:widowControl/>
       </w:pPr>
       <w:r>
-        <w:t>A. Книги и основные научные труды</w:t>
+        <w:rPr>
+          <w:sz w:val="20"/>
+        </w:rPr>
+        <w:t>Книги и основные научные труды</w:t>
       </w:r>
     </w:p>
     <w:p>
       <w:pPr>
-        <w:keepLines/>
-        <w:spacing w:after="80" w:line="300" w:lineRule="auto"/>
-        <w:numPr>
-          <w:ilvl w:val="0"/>
-          <w:numId w:val="11"/>
-        </w:numPr>
+        <w:widowControl/>
       </w:pPr>
       <w:r>
-        <w:t>Anthony, David W. The Horse, the Wheel, and Language. Princeton: Princeton University Press, 2007.</w:t>
+        <w:rPr>
+          <w:sz w:val="20"/>
+        </w:rPr>
+        <w:t>1. Anthony, David W. The Horse, the Wheel, and Language. Princeton: Princeton University Press, 2007.</w:t>
       </w:r>
     </w:p>
     <w:p>
       <w:pPr>
         <w:pStyle w:val="Heading2"/>
+        <w:widowControl/>
       </w:pPr>
       <w:r>
-        <w:t>C. Материалы научных учреждений и энциклопедий</w:t>
+        <w:rPr>
+          <w:sz w:val="20"/>
+        </w:rPr>
+        <w:t>Материалы организаций и энциклопедии</w:t>
       </w:r>
     </w:p>
     <w:p>
       <w:pPr>
-        <w:keepLines/>
-        <w:spacing w:after="80" w:line="300" w:lineRule="auto"/>
-        <w:numPr>
-          <w:ilvl w:val="0"/>
-          <w:numId w:val="12"/>
-        </w:numPr>
+        <w:widowControl/>
       </w:pPr>
       <w:r>
-        <w:t>Encyclopaedia Britannica. «Horse».</w:t>
+        <w:rPr>
+          <w:sz w:val="20"/>
+        </w:rPr>
+        <w:t xml:space="preserve">1. Encyclopaedia Britannica. 'Horse.' </w:t>
       </w:r>
+      <w:hyperlink r:id="rId9">
+        <w:r>
+          <w:rPr>
+            <w:sz w:val="20"/>
+          </w:rPr>
+          <w:t>https://www.britannica.com/animal/horse</w:t>
+        </w:r>
+      </w:hyperlink>
       <w:r>
-        <w:t xml:space="preserve"> </w:t>
+        <w:rPr>
+          <w:sz w:val="20"/>
+        </w:rPr>
+      </w:r>
+    </w:p>
+    <w:p>
+      <w:pPr>
+        <w:widowControl/>
+      </w:pPr>
+      <w:r>
+        <w:rPr>
+          <w:sz w:val="20"/>
+        </w:rPr>
+        <w:t xml:space="preserve">2. Encyclopaedia Britannica. 'Domestication.' </w:t>
+      </w:r>
+      <w:hyperlink r:id="rId10">
+        <w:r>
+          <w:rPr>
+            <w:sz w:val="20"/>
+          </w:rPr>
+          <w:t>https://www.britannica.com/science/domestication</w:t>
+        </w:r>
+      </w:hyperlink>
+      <w:r>
+        <w:rPr>
+          <w:sz w:val="20"/>
+        </w:rPr>
+      </w:r>
+    </w:p>
+    <w:p>
+      <w:pPr>
+        <w:pStyle w:val="Heading2"/>
+        <w:widowControl/>
+      </w:pPr>
+      <w:r>
+        <w:rPr>
+          <w:sz w:val="20"/>
+        </w:rPr>
+        <w:t>Рецензируемые статьи и научные отчёты</w:t>
+      </w:r>
+    </w:p>
+    <w:p>
+      <w:pPr>
+        <w:widowControl/>
+      </w:pPr>
+      <w:r>
+        <w:rPr>
+          <w:sz w:val="20"/>
+        </w:rPr>
+        <w:t xml:space="preserve">1. Nature. Reporting and research on ancient horse DNA and steppe domestication. </w:t>
       </w:r>
       <w:hyperlink r:id="rId11">
         <w:r>
           <w:rPr>
-            <w:color w:val="0563C1"/>
-            <w:u w:val="single"/>
-          </w:rPr>
-          <w:t>https://www.britannica.com/animal/horse</w:t>
-        </w:r>
-      </w:hyperlink>
-    </w:p>
-    <w:p>
-      <w:pPr>
-        <w:keepLines/>
-        <w:spacing w:after="80" w:line="300" w:lineRule="auto"/>
-        <w:numPr>
-          <w:ilvl w:val="0"/>
-          <w:numId w:val="12"/>
-        </w:numPr>
-      </w:pPr>
-      <w:r>
-        <w:t>Encyclopaedia Britannica. «Domestication».</w:t>
-      </w:r>
-      <w:r>
-        <w:t xml:space="preserve"> </w:t>
-      </w:r>
-      <w:hyperlink r:id="rId12">
-        <w:r>
-          <w:rPr>
-            <w:color w:val="0563C1"/>
-            <w:u w:val="single"/>
-          </w:rPr>
-          <w:t>https://www.britannica.com/science/domestication</w:t>
-        </w:r>
-      </w:hyperlink>
-    </w:p>
-    <w:p>
-      <w:pPr>
-        <w:pStyle w:val="Heading2"/>
-      </w:pPr>
-      <w:r>
-        <w:t>B. Рецензируемые статьи и научные отчёты</w:t>
-      </w:r>
-    </w:p>
-    <w:p>
-      <w:pPr>
-        <w:keepLines/>
-        <w:spacing w:after="80" w:line="300" w:lineRule="auto"/>
-        <w:numPr>
-          <w:ilvl w:val="0"/>
-          <w:numId w:val="13"/>
-        </w:numPr>
-      </w:pPr>
-      <w:r>
-        <w:t>Nature. Исследования древней ДНК лошадей и их одомашнивания в степях.</w:t>
-      </w:r>
-      <w:r>
-        <w:t xml:space="preserve"> </w:t>
-      </w:r>
-      <w:hyperlink r:id="rId13">
-        <w:r>
-          <w:rPr>
-            <w:color w:val="0563C1"/>
-            <w:u w:val="single"/>
+            <w:sz w:val="20"/>
           </w:rPr>
           <w:t>https://www.nature.com/articles/s41586-021-04018-9</w:t>
         </w:r>
       </w:hyperlink>
+      <w:r>
+        <w:rPr>
+          <w:sz w:val="20"/>
+        </w:rPr>
+      </w:r>
     </w:p>
     <w:sectPr>
-      <w:headerReference w:type="default" r:id="rId9"/>
-      <w:footerReference w:type="default" r:id="rId10"/>
-      <w:pgSz w:w="12240" w:h="15840"/>
-      <w:pgMar w:top="1440" w:right="1440" w:bottom="1440" w:left="1440" w:header="708" w:footer="708" w:gutter="0"/>
+      <w:footerReference w:type="default" r:id="rId12"/>
+      <w:pgSz w:w="11906" w:h="16838"/>
+      <w:pgMar w:top="1020" w:right="1134" w:bottom="1020" w:left="1134" w:header="720" w:footer="720" w:gutter="0"/>
       <w:cols w:space="720"/>
       <w:docGrid w:linePitch="360"/>
     </w:sectPr>
@@ -412,60 +343,11 @@
   <w:p>
     <w:pPr>
       <w:pStyle w:val="Footer"/>
-      <w:spacing w:before="0" w:after="0"/>
       <w:jc w:val="right"/>
     </w:pPr>
-    <w:r>
-      <w:rPr>
-        <w:rFonts w:ascii="Calibri" w:hAnsi="Calibri" w:cs="Calibri"/>
-        <w:color w:val="666666"/>
-        <w:sz w:val="18"/>
-      </w:rPr>
-      <w:t xml:space="preserve">Страница </w:t>
-    </w:r>
-    <w:r>
-      <w:rPr>
-        <w:rFonts w:ascii="Calibri" w:hAnsi="Calibri" w:cs="Calibri"/>
-        <w:color w:val="666666"/>
-        <w:sz w:val="18"/>
-      </w:rPr>
-      <w:fldChar w:fldCharType="begin"/>
-      <w:instrText xml:space="preserve"> PAGE </w:instrText>
-      <w:fldChar w:fldCharType="separate"/>
-      <w:t>1</w:t>
-      <w:fldChar w:fldCharType="end"/>
-    </w:r>
+    <w:fldSimple w:instr="PAGE"/>
   </w:p>
 </w:ftr>
-</file>
-
-<file path=word/header1.xml><?xml version="1.0" encoding="utf-8"?>
-<w:hdr xmlns:m="http://schemas.openxmlformats.org/officeDocument/2006/math" xmlns:mc="http://schemas.openxmlformats.org/markup-compatibility/2006" xmlns:mo="http://schemas.microsoft.com/office/mac/office/2008/main" xmlns:mv="urn:schemas-microsoft-com:mac:vml" xmlns:o="urn:schemas-microsoft-com:office:office" xmlns:r="http://schemas.openxmlformats.org/officeDocument/2006/relationships" xmlns:v="urn:schemas-microsoft-com:vml" xmlns:w10="urn:schemas-microsoft-com:office:word" xmlns:w14="http://schemas.microsoft.com/office/word/2010/wordml" xmlns:w="http://schemas.openxmlformats.org/wordprocessingml/2006/main" xmlns:wne="http://schemas.microsoft.com/office/word/2006/wordml" xmlns:wp14="http://schemas.microsoft.com/office/word/2010/wordprocessingDrawing" xmlns:wp="http://schemas.openxmlformats.org/drawingml/2006/wordprocessingDrawing" xmlns:wpc="http://schemas.microsoft.com/office/word/2010/wordprocessingCanvas" xmlns:wpg="http://schemas.microsoft.com/office/word/2010/wordprocessingGroup" xmlns:wpi="http://schemas.microsoft.com/office/word/2010/wordprocessingInk" xmlns:wps="http://schemas.microsoft.com/office/word/2010/wordprocessingShape" mc:Ignorable="w14 wp14">
-  <w:p>
-    <w:pPr>
-      <w:pStyle w:val="Header"/>
-      <w:spacing w:after="0"/>
-      <w:jc w:val="left"/>
-    </w:pPr>
-    <w:r>
-      <w:rPr>
-        <w:rFonts w:ascii="Calibri" w:hAnsi="Calibri" w:cs="Calibri"/>
-        <w:b/>
-        <w:color w:val="666666"/>
-        <w:sz w:val="18"/>
-      </w:rPr>
-      <w:t>Открытия и изобретения</w:t>
-    </w:r>
-    <w:r>
-      <w:rPr>
-        <w:rFonts w:ascii="Calibri" w:hAnsi="Calibri" w:cs="Calibri"/>
-        <w:color w:val="666666"/>
-        <w:sz w:val="18"/>
-      </w:rPr>
-      <w:t xml:space="preserve">    |    1. Основы цивилизации</w:t>
-    </w:r>
-  </w:p>
-</w:hdr>
 </file>
 
 <file path=word/numbering.xml><?xml version="1.0" encoding="utf-8"?>
@@ -668,78 +550,6 @@
   <w:num w:numId="9">
     <w:abstractNumId w:val="0"/>
   </w:num>
-  <w:abstractNum w:abstractNumId="9">
-    <w:multiLevelType w:val="singleLevel"/>
-    <w:lvl w:ilvl="0">
-      <w:start w:val="1"/>
-      <w:numFmt w:val="bullet"/>
-      <w:lvlText w:val="•"/>
-      <w:lvlJc w:val="left"/>
-      <w:pPr>
-        <w:tabs>
-          <w:tab w:val="num" w:pos="540"/>
-        </w:tabs>
-        <w:ind w:left="540" w:hanging="270"/>
-      </w:pPr>
-    </w:lvl>
-  </w:abstractNum>
-  <w:num w:numId="10">
-    <w:abstractNumId w:val="9"/>
-  </w:num>
-  <w:abstractNum w:abstractNumId="10">
-    <w:multiLevelType w:val="singleLevel"/>
-    <w:lvl w:ilvl="0">
-      <w:start w:val="1"/>
-      <w:numFmt w:val="decimal"/>
-      <w:lvlText w:val="%1."/>
-      <w:lvlJc w:val="left"/>
-      <w:pPr>
-        <w:tabs>
-          <w:tab w:val="num" w:pos="540"/>
-        </w:tabs>
-        <w:ind w:left="540" w:hanging="270"/>
-      </w:pPr>
-    </w:lvl>
-  </w:abstractNum>
-  <w:num w:numId="11">
-    <w:abstractNumId w:val="10"/>
-  </w:num>
-  <w:abstractNum w:abstractNumId="11">
-    <w:multiLevelType w:val="singleLevel"/>
-    <w:lvl w:ilvl="0">
-      <w:start w:val="1"/>
-      <w:numFmt w:val="decimal"/>
-      <w:lvlText w:val="%1."/>
-      <w:lvlJc w:val="left"/>
-      <w:pPr>
-        <w:tabs>
-          <w:tab w:val="num" w:pos="540"/>
-        </w:tabs>
-        <w:ind w:left="540" w:hanging="270"/>
-      </w:pPr>
-    </w:lvl>
-  </w:abstractNum>
-  <w:num w:numId="12">
-    <w:abstractNumId w:val="11"/>
-  </w:num>
-  <w:abstractNum w:abstractNumId="12">
-    <w:multiLevelType w:val="singleLevel"/>
-    <w:lvl w:ilvl="0">
-      <w:start w:val="1"/>
-      <w:numFmt w:val="decimal"/>
-      <w:lvlText w:val="%1."/>
-      <w:lvlJc w:val="left"/>
-      <w:pPr>
-        <w:tabs>
-          <w:tab w:val="num" w:pos="540"/>
-        </w:tabs>
-        <w:ind w:left="540" w:hanging="270"/>
-      </w:pPr>
-    </w:lvl>
-  </w:abstractNum>
-  <w:num w:numId="13">
-    <w:abstractNumId w:val="12"/>
-  </w:num>
 </w:numbering>
 </file>
 
@@ -748,7 +558,7 @@
   <w:docDefaults>
     <w:rPrDefault>
       <w:rPr>
-        <w:rFonts w:asciiTheme="minorHAnsi" w:eastAsiaTheme="minorEastAsia" w:hAnsiTheme="minorHAnsi" w:cstheme="minorBidi"/>
+        <w:rFonts/>
         <w:sz w:val="22"/>
         <w:szCs w:val="22"/>
         <w:lang w:val="en-US" w:eastAsia="en-US" w:bidi="ar-SA"/>
@@ -904,12 +714,13 @@
     <w:qFormat/>
     <w:rsid w:val="00FC693F"/>
     <w:pPr>
-      <w:widowControl/>
-      <w:spacing w:before="0" w:after="120" w:line="300" w:lineRule="auto"/>
+      <w:spacing w:after="120" w:line="259" w:lineRule="auto"/>
     </w:pPr>
     <w:rPr>
-      <w:rFonts w:ascii="Calibri" w:hAnsi="Calibri" w:cs="Calibri"/>
-      <w:sz w:val="22"/>
+      <w:rFonts w:ascii="Times New Roman" w:hAnsi="Times New Roman"/>
+      <w:color w:val="000000"/>
+      <w:sz w:val="24"/>
+      <w:lang w:val="ru-RU"/>
     </w:rPr>
   </w:style>
   <w:style w:type="paragraph" w:styleId="Header">
@@ -967,16 +778,17 @@
     <w:pPr>
       <w:keepNext/>
       <w:keepLines/>
-      <w:spacing w:before="360" w:after="200"/>
+      <w:spacing w:before="480" w:after="120" w:line="259" w:lineRule="auto"/>
       <w:outlineLvl w:val="0"/>
     </w:pPr>
     <w:rPr>
-      <w:rFonts w:asciiTheme="majorHAnsi" w:eastAsiaTheme="majorEastAsia" w:hAnsiTheme="majorHAnsi" w:cstheme="majorBidi" w:ascii="Calibri" w:hAnsi="Calibri" w:cs="Calibri"/>
+      <w:rFonts w:ascii="Times New Roman" w:hAnsi="Times New Roman"/>
       <w:b/>
       <w:bCs/>
-      <w:color w:val="2E74B5"/>
-      <w:sz w:val="32"/>
+      <w:color w:val="000000"/>
+      <w:sz w:val="26"/>
       <w:szCs w:val="28"/>
+      <w:lang w:val="ru-RU"/>
     </w:rPr>
   </w:style>
   <w:style w:type="paragraph" w:styleId="Heading2">
@@ -991,16 +803,17 @@
     <w:pPr>
       <w:keepNext/>
       <w:keepLines/>
-      <w:spacing w:before="280" w:after="140"/>
+      <w:spacing w:before="200" w:after="120" w:line="259" w:lineRule="auto"/>
       <w:outlineLvl w:val="1"/>
     </w:pPr>
     <w:rPr>
-      <w:rFonts w:asciiTheme="majorHAnsi" w:eastAsiaTheme="majorEastAsia" w:hAnsiTheme="majorHAnsi" w:cstheme="majorBidi" w:ascii="Calibri" w:hAnsi="Calibri" w:cs="Calibri"/>
+      <w:rFonts w:ascii="Times New Roman" w:hAnsi="Times New Roman"/>
       <w:b/>
       <w:bCs/>
-      <w:color w:val="2E74B5"/>
+      <w:color w:val="000000"/>
       <w:sz w:val="26"/>
       <w:szCs w:val="26"/>
+      <w:lang w:val="ru-RU"/>
     </w:rPr>
   </w:style>
   <w:style w:type="paragraph" w:styleId="Heading3">
@@ -1015,15 +828,14 @@
     <w:pPr>
       <w:keepNext/>
       <w:keepLines/>
-      <w:spacing w:before="200" w:after="100"/>
+      <w:spacing w:before="200" w:after="0"/>
       <w:outlineLvl w:val="2"/>
     </w:pPr>
     <w:rPr>
-      <w:rFonts w:asciiTheme="majorHAnsi" w:eastAsiaTheme="majorEastAsia" w:hAnsiTheme="majorHAnsi" w:cstheme="majorBidi" w:ascii="Calibri" w:hAnsi="Calibri" w:cs="Calibri"/>
+      <w:rFonts/>
       <w:b/>
       <w:bCs/>
-      <w:color w:val="1F4D78"/>
-      <w:sz w:val="24"/>
+      <w:color w:val="4F81BD" w:themeColor="accent1"/>
     </w:rPr>
   </w:style>
   <w:style w:type="paragraph" w:styleId="Heading4">
@@ -1043,7 +855,7 @@
       <w:outlineLvl w:val="3"/>
     </w:pPr>
     <w:rPr>
-      <w:rFonts w:asciiTheme="majorHAnsi" w:eastAsiaTheme="majorEastAsia" w:hAnsiTheme="majorHAnsi" w:cstheme="majorBidi"/>
+      <w:rFonts/>
       <w:b/>
       <w:bCs/>
       <w:i/>
@@ -1068,7 +880,7 @@
       <w:outlineLvl w:val="4"/>
     </w:pPr>
     <w:rPr>
-      <w:rFonts w:asciiTheme="majorHAnsi" w:eastAsiaTheme="majorEastAsia" w:hAnsiTheme="majorHAnsi" w:cstheme="majorBidi"/>
+      <w:rFonts/>
       <w:color w:val="243F60" w:themeColor="accent1" w:themeShade="7F"/>
     </w:rPr>
   </w:style>
@@ -1089,7 +901,7 @@
       <w:outlineLvl w:val="5"/>
     </w:pPr>
     <w:rPr>
-      <w:rFonts w:asciiTheme="majorHAnsi" w:eastAsiaTheme="majorEastAsia" w:hAnsiTheme="majorHAnsi" w:cstheme="majorBidi"/>
+      <w:rFonts/>
       <w:i/>
       <w:iCs/>
       <w:color w:val="243F60" w:themeColor="accent1" w:themeShade="7F"/>
@@ -1112,7 +924,7 @@
       <w:outlineLvl w:val="6"/>
     </w:pPr>
     <w:rPr>
-      <w:rFonts w:asciiTheme="majorHAnsi" w:eastAsiaTheme="majorEastAsia" w:hAnsiTheme="majorHAnsi" w:cstheme="majorBidi"/>
+      <w:rFonts/>
       <w:i/>
       <w:iCs/>
       <w:color w:val="404040" w:themeColor="text1" w:themeTint="BF"/>
@@ -1135,7 +947,7 @@
       <w:outlineLvl w:val="7"/>
     </w:pPr>
     <w:rPr>
-      <w:rFonts w:asciiTheme="majorHAnsi" w:eastAsiaTheme="majorEastAsia" w:hAnsiTheme="majorHAnsi" w:cstheme="majorBidi"/>
+      <w:rFonts/>
       <w:color w:val="4F81BD" w:themeColor="accent1"/>
       <w:sz w:val="20"/>
       <w:szCs w:val="20"/>
@@ -1158,7 +970,7 @@
       <w:outlineLvl w:val="8"/>
     </w:pPr>
     <w:rPr>
-      <w:rFonts w:asciiTheme="majorHAnsi" w:eastAsiaTheme="majorEastAsia" w:hAnsiTheme="majorHAnsi" w:cstheme="majorBidi"/>
+      <w:rFonts/>
       <w:i/>
       <w:iCs/>
       <w:color w:val="404040" w:themeColor="text1" w:themeTint="BF"/>
@@ -1209,7 +1021,7 @@
     <w:uiPriority w:val="9"/>
     <w:rsid w:val="00FC693F"/>
     <w:rPr>
-      <w:rFonts w:asciiTheme="majorHAnsi" w:eastAsiaTheme="majorEastAsia" w:hAnsiTheme="majorHAnsi" w:cstheme="majorBidi"/>
+      <w:rFonts/>
       <w:b/>
       <w:bCs/>
       <w:color w:val="365F91" w:themeColor="accent1" w:themeShade="BF"/>
@@ -1224,7 +1036,7 @@
     <w:uiPriority w:val="9"/>
     <w:rsid w:val="00FC693F"/>
     <w:rPr>
-      <w:rFonts w:asciiTheme="majorHAnsi" w:eastAsiaTheme="majorEastAsia" w:hAnsiTheme="majorHAnsi" w:cstheme="majorBidi"/>
+      <w:rFonts/>
       <w:b/>
       <w:bCs/>
       <w:color w:val="4F81BD" w:themeColor="accent1"/>
@@ -1239,7 +1051,7 @@
     <w:uiPriority w:val="9"/>
     <w:rsid w:val="00FC693F"/>
     <w:rPr>
-      <w:rFonts w:asciiTheme="majorHAnsi" w:eastAsiaTheme="majorEastAsia" w:hAnsiTheme="majorHAnsi" w:cstheme="majorBidi"/>
+      <w:rFonts/>
       <w:b/>
       <w:bCs/>
       <w:color w:val="4F81BD" w:themeColor="accent1"/>
@@ -1254,19 +1066,17 @@
     <w:qFormat/>
     <w:rsid w:val="00FC693F"/>
     <w:pPr>
-      <w:pBdr>
-        <w:bottom w:val="single" w:sz="8" w:space="4" w:color="4F81BD" w:themeColor="accent1"/>
-      </w:pBdr>
-      <w:spacing w:after="300" w:line="240" w:lineRule="auto"/>
+      <w:spacing w:after="120" w:line="259" w:lineRule="auto"/>
       <w:contextualSpacing/>
     </w:pPr>
     <w:rPr>
-      <w:rFonts w:asciiTheme="majorHAnsi" w:eastAsiaTheme="majorEastAsia" w:hAnsiTheme="majorHAnsi" w:cstheme="majorBidi"/>
-      <w:color w:val="17365D" w:themeColor="text2" w:themeShade="BF"/>
+      <w:rFonts w:ascii="Times New Roman" w:hAnsi="Times New Roman"/>
+      <w:color w:val="000000"/>
       <w:spacing w:val="5"/>
       <w:kern w:val="28"/>
-      <w:sz w:val="52"/>
+      <w:sz w:val="40"/>
       <w:szCs w:val="52"/>
+      <w:lang w:val="ru-RU"/>
     </w:rPr>
   </w:style>
   <w:style w:type="character" w:customStyle="1" w:styleId="TitleChar">
@@ -1276,7 +1086,7 @@
     <w:uiPriority w:val="10"/>
     <w:rsid w:val="00FC693F"/>
     <w:rPr>
-      <w:rFonts w:asciiTheme="majorHAnsi" w:eastAsiaTheme="majorEastAsia" w:hAnsiTheme="majorHAnsi" w:cstheme="majorBidi"/>
+      <w:rFonts/>
       <w:color w:val="17365D" w:themeColor="text2" w:themeShade="BF"/>
       <w:spacing w:val="5"/>
       <w:kern w:val="28"/>
@@ -1298,7 +1108,7 @@
       </w:numPr>
     </w:pPr>
     <w:rPr>
-      <w:rFonts w:asciiTheme="majorHAnsi" w:eastAsiaTheme="majorEastAsia" w:hAnsiTheme="majorHAnsi" w:cstheme="majorBidi"/>
+      <w:rFonts/>
       <w:i/>
       <w:iCs/>
       <w:color w:val="4F81BD" w:themeColor="accent1"/>
@@ -1314,7 +1124,7 @@
     <w:uiPriority w:val="11"/>
     <w:rsid w:val="00FC693F"/>
     <w:rPr>
-      <w:rFonts w:asciiTheme="majorHAnsi" w:eastAsiaTheme="majorEastAsia" w:hAnsiTheme="majorHAnsi" w:cstheme="majorBidi"/>
+      <w:rFonts/>
       <w:i/>
       <w:iCs/>
       <w:color w:val="4F81BD" w:themeColor="accent1"/>
@@ -1439,8 +1249,15 @@
       <w:numPr>
         <w:numId w:val="1"/>
       </w:numPr>
+      <w:spacing w:after="120" w:line="259" w:lineRule="auto"/>
       <w:contextualSpacing/>
     </w:pPr>
+    <w:rPr>
+      <w:rFonts w:ascii="Times New Roman" w:hAnsi="Times New Roman"/>
+      <w:color w:val="000000"/>
+      <w:sz w:val="24"/>
+      <w:lang w:val="ru-RU"/>
+    </w:rPr>
   </w:style>
   <w:style w:type="paragraph" w:styleId="ListBullet2">
     <w:name w:val="List Bullet 2"/>
@@ -1612,7 +1429,7 @@
     <w:semiHidden/>
     <w:rsid w:val="00FC693F"/>
     <w:rPr>
-      <w:rFonts w:asciiTheme="majorHAnsi" w:eastAsiaTheme="majorEastAsia" w:hAnsiTheme="majorHAnsi" w:cstheme="majorBidi"/>
+      <w:rFonts/>
       <w:b/>
       <w:bCs/>
       <w:i/>
@@ -1628,7 +1445,7 @@
     <w:semiHidden/>
     <w:rsid w:val="00FC693F"/>
     <w:rPr>
-      <w:rFonts w:asciiTheme="majorHAnsi" w:eastAsiaTheme="majorEastAsia" w:hAnsiTheme="majorHAnsi" w:cstheme="majorBidi"/>
+      <w:rFonts/>
       <w:color w:val="243F60" w:themeColor="accent1" w:themeShade="7F"/>
     </w:rPr>
   </w:style>
@@ -1640,7 +1457,7 @@
     <w:semiHidden/>
     <w:rsid w:val="00FC693F"/>
     <w:rPr>
-      <w:rFonts w:asciiTheme="majorHAnsi" w:eastAsiaTheme="majorEastAsia" w:hAnsiTheme="majorHAnsi" w:cstheme="majorBidi"/>
+      <w:rFonts/>
       <w:i/>
       <w:iCs/>
       <w:color w:val="243F60" w:themeColor="accent1" w:themeShade="7F"/>
@@ -1654,7 +1471,7 @@
     <w:semiHidden/>
     <w:rsid w:val="00FC693F"/>
     <w:rPr>
-      <w:rFonts w:asciiTheme="majorHAnsi" w:eastAsiaTheme="majorEastAsia" w:hAnsiTheme="majorHAnsi" w:cstheme="majorBidi"/>
+      <w:rFonts/>
       <w:i/>
       <w:iCs/>
       <w:color w:val="404040" w:themeColor="text1" w:themeTint="BF"/>
@@ -1668,7 +1485,7 @@
     <w:semiHidden/>
     <w:rsid w:val="00FC693F"/>
     <w:rPr>
-      <w:rFonts w:asciiTheme="majorHAnsi" w:eastAsiaTheme="majorEastAsia" w:hAnsiTheme="majorHAnsi" w:cstheme="majorBidi"/>
+      <w:rFonts/>
       <w:color w:val="4F81BD" w:themeColor="accent1"/>
       <w:sz w:val="20"/>
       <w:szCs w:val="20"/>
@@ -1682,7 +1499,7 @@
     <w:semiHidden/>
     <w:rsid w:val="00FC693F"/>
     <w:rPr>
-      <w:rFonts w:asciiTheme="majorHAnsi" w:eastAsiaTheme="majorEastAsia" w:hAnsiTheme="majorHAnsi" w:cstheme="majorBidi"/>
+      <w:rFonts/>
       <w:i/>
       <w:iCs/>
       <w:color w:val="404040" w:themeColor="text1" w:themeTint="BF"/>
@@ -1741,9 +1558,6 @@
     <w:qFormat/>
     <w:rsid w:val="00FC693F"/>
     <w:pPr>
-      <w:pBdr>
-        <w:bottom w:val="single" w:sz="4" w:space="4" w:color="4F81BD" w:themeColor="accent1"/>
-      </w:pBdr>
       <w:spacing w:before="200" w:after="280"/>
       <w:ind w:left="936" w:right="936"/>
     </w:pPr>
@@ -3271,7 +3085,7 @@
         <w:spacing w:before="0" w:after="0" w:line="240" w:lineRule="auto"/>
       </w:pPr>
       <w:rPr>
-        <w:rFonts w:asciiTheme="majorHAnsi" w:eastAsiaTheme="majorEastAsia" w:hAnsiTheme="majorHAnsi" w:cstheme="majorBidi"/>
+        <w:rFonts/>
         <w:b/>
         <w:bCs/>
       </w:rPr>
@@ -3292,7 +3106,7 @@
         <w:spacing w:before="0" w:after="0" w:line="240" w:lineRule="auto"/>
       </w:pPr>
       <w:rPr>
-        <w:rFonts w:asciiTheme="majorHAnsi" w:eastAsiaTheme="majorEastAsia" w:hAnsiTheme="majorHAnsi" w:cstheme="majorBidi"/>
+        <w:rFonts/>
         <w:b/>
         <w:bCs/>
       </w:rPr>
@@ -3310,14 +3124,14 @@
     </w:tblStylePr>
     <w:tblStylePr w:type="firstCol">
       <w:rPr>
-        <w:rFonts w:asciiTheme="majorHAnsi" w:eastAsiaTheme="majorEastAsia" w:hAnsiTheme="majorHAnsi" w:cstheme="majorBidi"/>
+        <w:rFonts/>
         <w:b/>
         <w:bCs/>
       </w:rPr>
     </w:tblStylePr>
     <w:tblStylePr w:type="lastCol">
       <w:rPr>
-        <w:rFonts w:asciiTheme="majorHAnsi" w:eastAsiaTheme="majorEastAsia" w:hAnsiTheme="majorHAnsi" w:cstheme="majorBidi"/>
+        <w:rFonts/>
         <w:b/>
         <w:bCs/>
       </w:rPr>
@@ -3401,7 +3215,7 @@
         <w:spacing w:before="0" w:after="0" w:line="240" w:lineRule="auto"/>
       </w:pPr>
       <w:rPr>
-        <w:rFonts w:asciiTheme="majorHAnsi" w:eastAsiaTheme="majorEastAsia" w:hAnsiTheme="majorHAnsi" w:cstheme="majorBidi"/>
+        <w:rFonts/>
         <w:b/>
         <w:bCs/>
       </w:rPr>
@@ -3422,7 +3236,7 @@
         <w:spacing w:before="0" w:after="0" w:line="240" w:lineRule="auto"/>
       </w:pPr>
       <w:rPr>
-        <w:rFonts w:asciiTheme="majorHAnsi" w:eastAsiaTheme="majorEastAsia" w:hAnsiTheme="majorHAnsi" w:cstheme="majorBidi"/>
+        <w:rFonts/>
         <w:b/>
         <w:bCs/>
       </w:rPr>
@@ -3440,14 +3254,14 @@
     </w:tblStylePr>
     <w:tblStylePr w:type="firstCol">
       <w:rPr>
-        <w:rFonts w:asciiTheme="majorHAnsi" w:eastAsiaTheme="majorEastAsia" w:hAnsiTheme="majorHAnsi" w:cstheme="majorBidi"/>
+        <w:rFonts/>
         <w:b/>
         <w:bCs/>
       </w:rPr>
     </w:tblStylePr>
     <w:tblStylePr w:type="lastCol">
       <w:rPr>
-        <w:rFonts w:asciiTheme="majorHAnsi" w:eastAsiaTheme="majorEastAsia" w:hAnsiTheme="majorHAnsi" w:cstheme="majorBidi"/>
+        <w:rFonts/>
         <w:b/>
         <w:bCs/>
       </w:rPr>
@@ -3531,7 +3345,7 @@
         <w:spacing w:before="0" w:after="0" w:line="240" w:lineRule="auto"/>
       </w:pPr>
       <w:rPr>
-        <w:rFonts w:asciiTheme="majorHAnsi" w:eastAsiaTheme="majorEastAsia" w:hAnsiTheme="majorHAnsi" w:cstheme="majorBidi"/>
+        <w:rFonts/>
         <w:b/>
         <w:bCs/>
       </w:rPr>
@@ -3552,7 +3366,7 @@
         <w:spacing w:before="0" w:after="0" w:line="240" w:lineRule="auto"/>
       </w:pPr>
       <w:rPr>
-        <w:rFonts w:asciiTheme="majorHAnsi" w:eastAsiaTheme="majorEastAsia" w:hAnsiTheme="majorHAnsi" w:cstheme="majorBidi"/>
+        <w:rFonts/>
         <w:b/>
         <w:bCs/>
       </w:rPr>
@@ -3570,14 +3384,14 @@
     </w:tblStylePr>
     <w:tblStylePr w:type="firstCol">
       <w:rPr>
-        <w:rFonts w:asciiTheme="majorHAnsi" w:eastAsiaTheme="majorEastAsia" w:hAnsiTheme="majorHAnsi" w:cstheme="majorBidi"/>
+        <w:rFonts/>
         <w:b/>
         <w:bCs/>
       </w:rPr>
     </w:tblStylePr>
     <w:tblStylePr w:type="lastCol">
       <w:rPr>
-        <w:rFonts w:asciiTheme="majorHAnsi" w:eastAsiaTheme="majorEastAsia" w:hAnsiTheme="majorHAnsi" w:cstheme="majorBidi"/>
+        <w:rFonts/>
         <w:b/>
         <w:bCs/>
       </w:rPr>
@@ -3661,7 +3475,7 @@
         <w:spacing w:before="0" w:after="0" w:line="240" w:lineRule="auto"/>
       </w:pPr>
       <w:rPr>
-        <w:rFonts w:asciiTheme="majorHAnsi" w:eastAsiaTheme="majorEastAsia" w:hAnsiTheme="majorHAnsi" w:cstheme="majorBidi"/>
+        <w:rFonts/>
         <w:b/>
         <w:bCs/>
       </w:rPr>
@@ -3682,7 +3496,7 @@
         <w:spacing w:before="0" w:after="0" w:line="240" w:lineRule="auto"/>
       </w:pPr>
       <w:rPr>
-        <w:rFonts w:asciiTheme="majorHAnsi" w:eastAsiaTheme="majorEastAsia" w:hAnsiTheme="majorHAnsi" w:cstheme="majorBidi"/>
+        <w:rFonts/>
         <w:b/>
         <w:bCs/>
       </w:rPr>
@@ -3700,14 +3514,14 @@
     </w:tblStylePr>
     <w:tblStylePr w:type="firstCol">
       <w:rPr>
-        <w:rFonts w:asciiTheme="majorHAnsi" w:eastAsiaTheme="majorEastAsia" w:hAnsiTheme="majorHAnsi" w:cstheme="majorBidi"/>
+        <w:rFonts/>
         <w:b/>
         <w:bCs/>
       </w:rPr>
     </w:tblStylePr>
     <w:tblStylePr w:type="lastCol">
       <w:rPr>
-        <w:rFonts w:asciiTheme="majorHAnsi" w:eastAsiaTheme="majorEastAsia" w:hAnsiTheme="majorHAnsi" w:cstheme="majorBidi"/>
+        <w:rFonts/>
         <w:b/>
         <w:bCs/>
       </w:rPr>
@@ -3791,7 +3605,7 @@
         <w:spacing w:before="0" w:after="0" w:line="240" w:lineRule="auto"/>
       </w:pPr>
       <w:rPr>
-        <w:rFonts w:asciiTheme="majorHAnsi" w:eastAsiaTheme="majorEastAsia" w:hAnsiTheme="majorHAnsi" w:cstheme="majorBidi"/>
+        <w:rFonts/>
         <w:b/>
         <w:bCs/>
       </w:rPr>
@@ -3812,7 +3626,7 @@
         <w:spacing w:before="0" w:after="0" w:line="240" w:lineRule="auto"/>
       </w:pPr>
       <w:rPr>
-        <w:rFonts w:asciiTheme="majorHAnsi" w:eastAsiaTheme="majorEastAsia" w:hAnsiTheme="majorHAnsi" w:cstheme="majorBidi"/>
+        <w:rFonts/>
         <w:b/>
         <w:bCs/>
       </w:rPr>
@@ -3830,14 +3644,14 @@
     </w:tblStylePr>
     <w:tblStylePr w:type="firstCol">
       <w:rPr>
-        <w:rFonts w:asciiTheme="majorHAnsi" w:eastAsiaTheme="majorEastAsia" w:hAnsiTheme="majorHAnsi" w:cstheme="majorBidi"/>
+        <w:rFonts/>
         <w:b/>
         <w:bCs/>
       </w:rPr>
     </w:tblStylePr>
     <w:tblStylePr w:type="lastCol">
       <w:rPr>
-        <w:rFonts w:asciiTheme="majorHAnsi" w:eastAsiaTheme="majorEastAsia" w:hAnsiTheme="majorHAnsi" w:cstheme="majorBidi"/>
+        <w:rFonts/>
         <w:b/>
         <w:bCs/>
       </w:rPr>
@@ -3921,7 +3735,7 @@
         <w:spacing w:before="0" w:after="0" w:line="240" w:lineRule="auto"/>
       </w:pPr>
       <w:rPr>
-        <w:rFonts w:asciiTheme="majorHAnsi" w:eastAsiaTheme="majorEastAsia" w:hAnsiTheme="majorHAnsi" w:cstheme="majorBidi"/>
+        <w:rFonts/>
         <w:b/>
         <w:bCs/>
       </w:rPr>
@@ -3942,7 +3756,7 @@
         <w:spacing w:before="0" w:after="0" w:line="240" w:lineRule="auto"/>
       </w:pPr>
       <w:rPr>
-        <w:rFonts w:asciiTheme="majorHAnsi" w:eastAsiaTheme="majorEastAsia" w:hAnsiTheme="majorHAnsi" w:cstheme="majorBidi"/>
+        <w:rFonts/>
         <w:b/>
         <w:bCs/>
       </w:rPr>
@@ -3960,14 +3774,14 @@
     </w:tblStylePr>
     <w:tblStylePr w:type="firstCol">
       <w:rPr>
-        <w:rFonts w:asciiTheme="majorHAnsi" w:eastAsiaTheme="majorEastAsia" w:hAnsiTheme="majorHAnsi" w:cstheme="majorBidi"/>
+        <w:rFonts/>
         <w:b/>
         <w:bCs/>
       </w:rPr>
     </w:tblStylePr>
     <w:tblStylePr w:type="lastCol">
       <w:rPr>
-        <w:rFonts w:asciiTheme="majorHAnsi" w:eastAsiaTheme="majorEastAsia" w:hAnsiTheme="majorHAnsi" w:cstheme="majorBidi"/>
+        <w:rFonts/>
         <w:b/>
         <w:bCs/>
       </w:rPr>
@@ -4051,7 +3865,7 @@
         <w:spacing w:before="0" w:after="0" w:line="240" w:lineRule="auto"/>
       </w:pPr>
       <w:rPr>
-        <w:rFonts w:asciiTheme="majorHAnsi" w:eastAsiaTheme="majorEastAsia" w:hAnsiTheme="majorHAnsi" w:cstheme="majorBidi"/>
+        <w:rFonts/>
         <w:b/>
         <w:bCs/>
       </w:rPr>
@@ -4072,7 +3886,7 @@
         <w:spacing w:before="0" w:after="0" w:line="240" w:lineRule="auto"/>
       </w:pPr>
       <w:rPr>
-        <w:rFonts w:asciiTheme="majorHAnsi" w:eastAsiaTheme="majorEastAsia" w:hAnsiTheme="majorHAnsi" w:cstheme="majorBidi"/>
+        <w:rFonts/>
         <w:b/>
         <w:bCs/>
       </w:rPr>
@@ -4090,14 +3904,14 @@
     </w:tblStylePr>
     <w:tblStylePr w:type="firstCol">
       <w:rPr>
-        <w:rFonts w:asciiTheme="majorHAnsi" w:eastAsiaTheme="majorEastAsia" w:hAnsiTheme="majorHAnsi" w:cstheme="majorBidi"/>
+        <w:rFonts/>
         <w:b/>
         <w:bCs/>
       </w:rPr>
     </w:tblStylePr>
     <w:tblStylePr w:type="lastCol">
       <w:rPr>
-        <w:rFonts w:asciiTheme="majorHAnsi" w:eastAsiaTheme="majorEastAsia" w:hAnsiTheme="majorHAnsi" w:cstheme="majorBidi"/>
+        <w:rFonts/>
         <w:b/>
         <w:bCs/>
       </w:rPr>
@@ -5962,7 +5776,7 @@
     </w:tblPr>
     <w:tblStylePr w:type="firstRow">
       <w:rPr>
-        <w:rFonts w:asciiTheme="majorHAnsi" w:eastAsiaTheme="majorEastAsia" w:hAnsiTheme="majorHAnsi" w:cstheme="majorBidi"/>
+        <w:rFonts/>
       </w:rPr>
       <w:tblPr/>
       <w:tcPr>
@@ -6046,7 +5860,7 @@
     </w:tblPr>
     <w:tblStylePr w:type="firstRow">
       <w:rPr>
-        <w:rFonts w:asciiTheme="majorHAnsi" w:eastAsiaTheme="majorEastAsia" w:hAnsiTheme="majorHAnsi" w:cstheme="majorBidi"/>
+        <w:rFonts/>
       </w:rPr>
       <w:tblPr/>
       <w:tcPr>
@@ -6130,7 +5944,7 @@
     </w:tblPr>
     <w:tblStylePr w:type="firstRow">
       <w:rPr>
-        <w:rFonts w:asciiTheme="majorHAnsi" w:eastAsiaTheme="majorEastAsia" w:hAnsiTheme="majorHAnsi" w:cstheme="majorBidi"/>
+        <w:rFonts/>
       </w:rPr>
       <w:tblPr/>
       <w:tcPr>
@@ -6214,7 +6028,7 @@
     </w:tblPr>
     <w:tblStylePr w:type="firstRow">
       <w:rPr>
-        <w:rFonts w:asciiTheme="majorHAnsi" w:eastAsiaTheme="majorEastAsia" w:hAnsiTheme="majorHAnsi" w:cstheme="majorBidi"/>
+        <w:rFonts/>
       </w:rPr>
       <w:tblPr/>
       <w:tcPr>
@@ -6298,7 +6112,7 @@
     </w:tblPr>
     <w:tblStylePr w:type="firstRow">
       <w:rPr>
-        <w:rFonts w:asciiTheme="majorHAnsi" w:eastAsiaTheme="majorEastAsia" w:hAnsiTheme="majorHAnsi" w:cstheme="majorBidi"/>
+        <w:rFonts/>
       </w:rPr>
       <w:tblPr/>
       <w:tcPr>
@@ -6382,7 +6196,7 @@
     </w:tblPr>
     <w:tblStylePr w:type="firstRow">
       <w:rPr>
-        <w:rFonts w:asciiTheme="majorHAnsi" w:eastAsiaTheme="majorEastAsia" w:hAnsiTheme="majorHAnsi" w:cstheme="majorBidi"/>
+        <w:rFonts/>
       </w:rPr>
       <w:tblPr/>
       <w:tcPr>
@@ -6466,7 +6280,7 @@
     </w:tblPr>
     <w:tblStylePr w:type="firstRow">
       <w:rPr>
-        <w:rFonts w:asciiTheme="majorHAnsi" w:eastAsiaTheme="majorEastAsia" w:hAnsiTheme="majorHAnsi" w:cstheme="majorBidi"/>
+        <w:rFonts/>
       </w:rPr>
       <w:tblPr/>
       <w:tcPr>
@@ -6531,7 +6345,7 @@
       <w:spacing w:after="0" w:line="240" w:lineRule="auto"/>
     </w:pPr>
     <w:rPr>
-      <w:rFonts w:asciiTheme="majorHAnsi" w:eastAsiaTheme="majorEastAsia" w:hAnsiTheme="majorHAnsi" w:cstheme="majorBidi"/>
+      <w:rFonts/>
       <w:color w:val="000000" w:themeColor="text1"/>
     </w:rPr>
     <w:tblPr>
@@ -6659,7 +6473,7 @@
       <w:spacing w:after="0" w:line="240" w:lineRule="auto"/>
     </w:pPr>
     <w:rPr>
-      <w:rFonts w:asciiTheme="majorHAnsi" w:eastAsiaTheme="majorEastAsia" w:hAnsiTheme="majorHAnsi" w:cstheme="majorBidi"/>
+      <w:rFonts/>
       <w:color w:val="000000" w:themeColor="text1"/>
     </w:rPr>
     <w:tblPr>
@@ -6787,7 +6601,7 @@
       <w:spacing w:after="0" w:line="240" w:lineRule="auto"/>
     </w:pPr>
     <w:rPr>
-      <w:rFonts w:asciiTheme="majorHAnsi" w:eastAsiaTheme="majorEastAsia" w:hAnsiTheme="majorHAnsi" w:cstheme="majorBidi"/>
+      <w:rFonts/>
       <w:color w:val="000000" w:themeColor="text1"/>
     </w:rPr>
     <w:tblPr>
@@ -6915,7 +6729,7 @@
       <w:spacing w:after="0" w:line="240" w:lineRule="auto"/>
     </w:pPr>
     <w:rPr>
-      <w:rFonts w:asciiTheme="majorHAnsi" w:eastAsiaTheme="majorEastAsia" w:hAnsiTheme="majorHAnsi" w:cstheme="majorBidi"/>
+      <w:rFonts/>
       <w:color w:val="000000" w:themeColor="text1"/>
     </w:rPr>
     <w:tblPr>
@@ -7043,7 +6857,7 @@
       <w:spacing w:after="0" w:line="240" w:lineRule="auto"/>
     </w:pPr>
     <w:rPr>
-      <w:rFonts w:asciiTheme="majorHAnsi" w:eastAsiaTheme="majorEastAsia" w:hAnsiTheme="majorHAnsi" w:cstheme="majorBidi"/>
+      <w:rFonts/>
       <w:color w:val="000000" w:themeColor="text1"/>
     </w:rPr>
     <w:tblPr>
@@ -7171,7 +6985,7 @@
       <w:spacing w:after="0" w:line="240" w:lineRule="auto"/>
     </w:pPr>
     <w:rPr>
-      <w:rFonts w:asciiTheme="majorHAnsi" w:eastAsiaTheme="majorEastAsia" w:hAnsiTheme="majorHAnsi" w:cstheme="majorBidi"/>
+      <w:rFonts/>
       <w:color w:val="000000" w:themeColor="text1"/>
     </w:rPr>
     <w:tblPr>
@@ -7299,7 +7113,7 @@
       <w:spacing w:after="0" w:line="240" w:lineRule="auto"/>
     </w:pPr>
     <w:rPr>
-      <w:rFonts w:asciiTheme="majorHAnsi" w:eastAsiaTheme="majorEastAsia" w:hAnsiTheme="majorHAnsi" w:cstheme="majorBidi"/>
+      <w:rFonts/>
       <w:color w:val="000000" w:themeColor="text1"/>
     </w:rPr>
     <w:tblPr>
@@ -7938,7 +7752,7 @@
       <w:spacing w:after="0" w:line="240" w:lineRule="auto"/>
     </w:pPr>
     <w:rPr>
-      <w:rFonts w:asciiTheme="majorHAnsi" w:eastAsiaTheme="majorEastAsia" w:hAnsiTheme="majorHAnsi" w:cstheme="majorBidi"/>
+      <w:rFonts/>
       <w:color w:val="000000" w:themeColor="text1"/>
     </w:rPr>
     <w:tblPr>
@@ -8063,7 +7877,7 @@
       <w:spacing w:after="0" w:line="240" w:lineRule="auto"/>
     </w:pPr>
     <w:rPr>
-      <w:rFonts w:asciiTheme="majorHAnsi" w:eastAsiaTheme="majorEastAsia" w:hAnsiTheme="majorHAnsi" w:cstheme="majorBidi"/>
+      <w:rFonts/>
       <w:color w:val="000000" w:themeColor="text1"/>
     </w:rPr>
     <w:tblPr>
@@ -8188,7 +8002,7 @@
       <w:spacing w:after="0" w:line="240" w:lineRule="auto"/>
     </w:pPr>
     <w:rPr>
-      <w:rFonts w:asciiTheme="majorHAnsi" w:eastAsiaTheme="majorEastAsia" w:hAnsiTheme="majorHAnsi" w:cstheme="majorBidi"/>
+      <w:rFonts/>
       <w:color w:val="000000" w:themeColor="text1"/>
     </w:rPr>
     <w:tblPr>
@@ -8313,7 +8127,7 @@
       <w:spacing w:after="0" w:line="240" w:lineRule="auto"/>
     </w:pPr>
     <w:rPr>
-      <w:rFonts w:asciiTheme="majorHAnsi" w:eastAsiaTheme="majorEastAsia" w:hAnsiTheme="majorHAnsi" w:cstheme="majorBidi"/>
+      <w:rFonts/>
       <w:color w:val="000000" w:themeColor="text1"/>
     </w:rPr>
     <w:tblPr>
@@ -8438,7 +8252,7 @@
       <w:spacing w:after="0" w:line="240" w:lineRule="auto"/>
     </w:pPr>
     <w:rPr>
-      <w:rFonts w:asciiTheme="majorHAnsi" w:eastAsiaTheme="majorEastAsia" w:hAnsiTheme="majorHAnsi" w:cstheme="majorBidi"/>
+      <w:rFonts/>
       <w:color w:val="000000" w:themeColor="text1"/>
     </w:rPr>
     <w:tblPr>
@@ -8563,7 +8377,7 @@
       <w:spacing w:after="0" w:line="240" w:lineRule="auto"/>
     </w:pPr>
     <w:rPr>
-      <w:rFonts w:asciiTheme="majorHAnsi" w:eastAsiaTheme="majorEastAsia" w:hAnsiTheme="majorHAnsi" w:cstheme="majorBidi"/>
+      <w:rFonts/>
       <w:color w:val="000000" w:themeColor="text1"/>
     </w:rPr>
     <w:tblPr>
@@ -8688,7 +8502,7 @@
       <w:spacing w:after="0" w:line="240" w:lineRule="auto"/>
     </w:pPr>
     <w:rPr>
-      <w:rFonts w:asciiTheme="majorHAnsi" w:eastAsiaTheme="majorEastAsia" w:hAnsiTheme="majorHAnsi" w:cstheme="majorBidi"/>
+      <w:rFonts/>
       <w:color w:val="000000" w:themeColor="text1"/>
     </w:rPr>
     <w:tblPr>
